--- a/Desarrollo/Sistema de Control de Peso (SISCOP)/Casos de Uso/SISCOP-CU04.docx
+++ b/Desarrollo/Sistema de Control de Peso (SISCOP)/Casos de Uso/SISCOP-CU04.docx
@@ -230,7 +230,7 @@
           <w:szCs w:val="44"/>
           <w:rtl w:val="0"/>
         </w:rPr>
-        <w:t xml:space="preserve">Generar reporte epidemiológico y dashboard georreferenciado</w:t>
+        <w:t xml:space="preserve">Registro de indicaciones y próximo control</w:t>
       </w:r>
       <w:r>
         <w:rPr>
@@ -777,7 +777,7 @@
                 <w:szCs w:val="22"/>
                 <w:rtl w:val="0"/>
               </w:rPr>
-              <w:t xml:space="preserve">22</w:t>
+              <w:t xml:space="preserve">02</w:t>
             </w:r>
             <w:r>
               <w:rPr>
@@ -795,7 +795,7 @@
                 <w:szCs w:val="22"/>
                 <w:rtl w:val="0"/>
               </w:rPr>
-              <w:t xml:space="preserve">04</w:t>
+              <w:t xml:space="preserve">05</w:t>
             </w:r>
             <w:r>
               <w:rPr>
@@ -1648,7 +1648,7 @@
     </w:p>
     <w:sdt>
       <w:sdtPr>
-        <w:id w:val="-595627449"/>
+        <w:id w:val="733410680"/>
         <w:docPartObj>
           <w:docPartGallery w:val="Table of Contents"/>
           <w:docPartUnique w:val="1"/>
@@ -1661,10 +1661,9 @@
             <w:tabs>
               <w:tab w:val="right" w:leader="none" w:pos="12000"/>
             </w:tabs>
-            <w:spacing w:after="0" w:before="60" w:line="360" w:lineRule="auto"/>
+            <w:spacing w:after="0" w:before="60" w:line="480" w:lineRule="auto"/>
             <w:jc w:val="left"/>
             <w:rPr>
-              <w:rFonts w:ascii="Arial" w:cs="Arial" w:eastAsia="Arial" w:hAnsi="Arial"/>
               <w:b w:val="1"/>
               <w:bCs w:val="1"/>
               <w:i w:val="0"/>
@@ -1672,8 +1671,8 @@
               <w:smallCaps w:val="0"/>
               <w:strike w:val="0"/>
               <w:color w:val="000000"/>
-              <w:sz w:val="22"/>
-              <w:szCs w:val="22"/>
+              <w:sz w:val="26"/>
+              <w:szCs w:val="26"/>
               <w:u w:val="none"/>
               <w:shd w:fill="auto" w:val="clear"/>
               <w:vertAlign w:val="baseline"/>
@@ -1684,34 +1683,14 @@
             <w:instrText xml:space="preserve"> TOC \h \u \z \t "Heading 1,1,Heading 2,2,Heading 3,3,"</w:instrText>
             <w:fldChar w:fldCharType="separate"/>
           </w:r>
-          <w:hyperlink w:anchor="_heading=h.rc44czttf8xl">
+          <w:hyperlink w:anchor="_heading=h.je3oft65zifc">
             <w:r>
               <w:rPr>
                 <w:b w:val="1"/>
                 <w:bCs w:val="1"/>
                 <w:i w:val="0"/>
                 <w:iCs w:val="0"/>
-                <w:smallCaps w:val="1"/>
-                <w:strike w:val="0"/>
-                <w:color w:val="000000"/>
-                <w:sz w:val="24"/>
-                <w:szCs w:val="24"/>
-                <w:u w:val="none"/>
-                <w:shd w:fill="auto" w:val="clear"/>
-                <w:vertAlign w:val="baseline"/>
-                <w:rtl w:val="0"/>
-              </w:rPr>
-              <w:t xml:space="preserve">1. </w:t>
-            </w:r>
-          </w:hyperlink>
-          <w:hyperlink w:anchor="_heading=h.rc44czttf8xl">
-            <w:r>
-              <w:rPr>
-                <w:b w:val="1"/>
-                <w:bCs w:val="1"/>
-                <w:i w:val="0"/>
-                <w:iCs w:val="0"/>
-                <w:smallCaps w:val="1"/>
+                <w:smallCaps w:val="0"/>
                 <w:strike w:val="0"/>
                 <w:color w:val="000000"/>
                 <w:sz w:val="26"/>
@@ -1721,26 +1700,7 @@
                 <w:vertAlign w:val="baseline"/>
                 <w:rtl w:val="0"/>
               </w:rPr>
-              <w:t xml:space="preserve">Introducción</w:t>
-            </w:r>
-          </w:hyperlink>
-          <w:hyperlink w:anchor="_heading=h.rc44czttf8xl">
-            <w:r>
-              <w:rPr>
-                <w:b w:val="1"/>
-                <w:bCs w:val="1"/>
-                <w:i w:val="0"/>
-                <w:iCs w:val="0"/>
-                <w:smallCaps w:val="1"/>
-                <w:strike w:val="0"/>
-                <w:color w:val="000000"/>
-                <w:sz w:val="24"/>
-                <w:szCs w:val="24"/>
-                <w:u w:val="none"/>
-                <w:shd w:fill="auto" w:val="clear"/>
-                <w:vertAlign w:val="baseline"/>
-                <w:rtl w:val="0"/>
-              </w:rPr>
+              <w:t xml:space="preserve">1. Introducción</w:t>
               <w:tab/>
               <w:t xml:space="preserve">4</w:t>
             </w:r>
@@ -1757,11 +1717,10 @@
             <w:tabs>
               <w:tab w:val="right" w:leader="none" w:pos="12000"/>
             </w:tabs>
-            <w:spacing w:after="0" w:before="60" w:line="360" w:lineRule="auto"/>
+            <w:spacing w:after="0" w:before="60" w:line="480" w:lineRule="auto"/>
             <w:ind w:left="360" w:firstLine="0"/>
             <w:jc w:val="left"/>
             <w:rPr>
-              <w:rFonts w:ascii="Arial" w:cs="Arial" w:eastAsia="Arial" w:hAnsi="Arial"/>
               <w:b w:val="1"/>
               <w:bCs w:val="1"/>
               <w:i w:val="0"/>
@@ -1769,14 +1728,14 @@
               <w:smallCaps w:val="0"/>
               <w:strike w:val="0"/>
               <w:color w:val="000000"/>
-              <w:sz w:val="22"/>
-              <w:szCs w:val="22"/>
+              <w:sz w:val="26"/>
+              <w:szCs w:val="26"/>
               <w:u w:val="none"/>
               <w:shd w:fill="auto" w:val="clear"/>
               <w:vertAlign w:val="baseline"/>
             </w:rPr>
           </w:pPr>
-          <w:hyperlink w:anchor="_heading=h.whwhntz42cfl">
+          <w:hyperlink w:anchor="_heading=h.2lqpbdfb8ca7">
             <w:r>
               <w:rPr>
                 <w:b w:val="1"/>
@@ -1786,14 +1745,14 @@
                 <w:smallCaps w:val="0"/>
                 <w:strike w:val="0"/>
                 <w:color w:val="000000"/>
-                <w:sz w:val="24"/>
-                <w:szCs w:val="24"/>
+                <w:sz w:val="26"/>
+                <w:szCs w:val="26"/>
                 <w:u w:val="none"/>
                 <w:shd w:fill="auto" w:val="clear"/>
                 <w:vertAlign w:val="baseline"/>
                 <w:rtl w:val="0"/>
               </w:rPr>
-              <w:t xml:space="preserve">1.1 Propósito:</w:t>
+              <w:t xml:space="preserve">1.1 Propósito</w:t>
               <w:tab/>
               <w:t xml:space="preserve">4</w:t>
             </w:r>
@@ -1810,11 +1769,10 @@
             <w:tabs>
               <w:tab w:val="right" w:leader="none" w:pos="12000"/>
             </w:tabs>
-            <w:spacing w:after="0" w:before="60" w:line="360" w:lineRule="auto"/>
+            <w:spacing w:after="0" w:before="60" w:line="480" w:lineRule="auto"/>
             <w:ind w:left="360" w:firstLine="0"/>
             <w:jc w:val="left"/>
             <w:rPr>
-              <w:rFonts w:ascii="Arial" w:cs="Arial" w:eastAsia="Arial" w:hAnsi="Arial"/>
               <w:b w:val="1"/>
               <w:bCs w:val="1"/>
               <w:i w:val="0"/>
@@ -1822,14 +1780,14 @@
               <w:smallCaps w:val="0"/>
               <w:strike w:val="0"/>
               <w:color w:val="000000"/>
-              <w:sz w:val="22"/>
-              <w:szCs w:val="22"/>
+              <w:sz w:val="26"/>
+              <w:szCs w:val="26"/>
               <w:u w:val="none"/>
               <w:shd w:fill="auto" w:val="clear"/>
               <w:vertAlign w:val="baseline"/>
             </w:rPr>
           </w:pPr>
-          <w:hyperlink w:anchor="_heading=h.nsgjnwbtchab">
+          <w:hyperlink w:anchor="_heading=h.or5iohye6wu">
             <w:r>
               <w:rPr>
                 <w:b w:val="1"/>
@@ -1839,14 +1797,14 @@
                 <w:smallCaps w:val="0"/>
                 <w:strike w:val="0"/>
                 <w:color w:val="000000"/>
-                <w:sz w:val="24"/>
-                <w:szCs w:val="24"/>
+                <w:sz w:val="26"/>
+                <w:szCs w:val="26"/>
                 <w:u w:val="none"/>
                 <w:shd w:fill="auto" w:val="clear"/>
                 <w:vertAlign w:val="baseline"/>
                 <w:rtl w:val="0"/>
               </w:rPr>
-              <w:t xml:space="preserve">1.2 Alcance:</w:t>
+              <w:t xml:space="preserve">1.2 Alcance</w:t>
               <w:tab/>
               <w:t xml:space="preserve">4</w:t>
             </w:r>
@@ -1863,11 +1821,10 @@
             <w:tabs>
               <w:tab w:val="right" w:leader="none" w:pos="12000"/>
             </w:tabs>
-            <w:spacing w:after="0" w:before="60" w:line="360" w:lineRule="auto"/>
+            <w:spacing w:after="0" w:before="60" w:line="480" w:lineRule="auto"/>
             <w:ind w:left="360" w:firstLine="0"/>
             <w:jc w:val="left"/>
             <w:rPr>
-              <w:rFonts w:ascii="Arial" w:cs="Arial" w:eastAsia="Arial" w:hAnsi="Arial"/>
               <w:b w:val="1"/>
               <w:bCs w:val="1"/>
               <w:i w:val="0"/>
@@ -1875,14 +1832,14 @@
               <w:smallCaps w:val="0"/>
               <w:strike w:val="0"/>
               <w:color w:val="000000"/>
-              <w:sz w:val="22"/>
-              <w:szCs w:val="22"/>
+              <w:sz w:val="26"/>
+              <w:szCs w:val="26"/>
               <w:u w:val="none"/>
               <w:shd w:fill="auto" w:val="clear"/>
               <w:vertAlign w:val="baseline"/>
             </w:rPr>
           </w:pPr>
-          <w:hyperlink w:anchor="_heading=h.ej74lwumuel8">
+          <w:hyperlink w:anchor="_heading=h.ogbdglsd1vi7">
             <w:r>
               <w:rPr>
                 <w:b w:val="1"/>
@@ -1892,14 +1849,14 @@
                 <w:smallCaps w:val="0"/>
                 <w:strike w:val="0"/>
                 <w:color w:val="000000"/>
-                <w:sz w:val="24"/>
-                <w:szCs w:val="24"/>
+                <w:sz w:val="26"/>
+                <w:szCs w:val="26"/>
                 <w:u w:val="none"/>
                 <w:shd w:fill="auto" w:val="clear"/>
                 <w:vertAlign w:val="baseline"/>
                 <w:rtl w:val="0"/>
               </w:rPr>
-              <w:t xml:space="preserve">1.3 Definiciones, siglas y abreviaciones:</w:t>
+              <w:t xml:space="preserve">1.3 Definiciones, siglas y abreviaciones</w:t>
               <w:tab/>
               <w:t xml:space="preserve">4</w:t>
             </w:r>
@@ -1916,11 +1873,10 @@
             <w:tabs>
               <w:tab w:val="right" w:leader="none" w:pos="12000"/>
             </w:tabs>
-            <w:spacing w:after="0" w:before="60" w:line="360" w:lineRule="auto"/>
+            <w:spacing w:after="0" w:before="60" w:line="480" w:lineRule="auto"/>
             <w:ind w:left="360" w:firstLine="0"/>
             <w:jc w:val="left"/>
             <w:rPr>
-              <w:rFonts w:ascii="Arial" w:cs="Arial" w:eastAsia="Arial" w:hAnsi="Arial"/>
               <w:b w:val="1"/>
               <w:bCs w:val="1"/>
               <w:i w:val="0"/>
@@ -1928,8 +1884,8 @@
               <w:smallCaps w:val="0"/>
               <w:strike w:val="0"/>
               <w:color w:val="000000"/>
-              <w:sz w:val="22"/>
-              <w:szCs w:val="22"/>
+              <w:sz w:val="26"/>
+              <w:szCs w:val="26"/>
               <w:u w:val="none"/>
               <w:shd w:fill="auto" w:val="clear"/>
               <w:vertAlign w:val="baseline"/>
@@ -1945,14 +1901,14 @@
                 <w:smallCaps w:val="0"/>
                 <w:strike w:val="0"/>
                 <w:color w:val="000000"/>
-                <w:sz w:val="24"/>
-                <w:szCs w:val="24"/>
+                <w:sz w:val="26"/>
+                <w:szCs w:val="26"/>
                 <w:u w:val="none"/>
                 <w:shd w:fill="auto" w:val="clear"/>
                 <w:vertAlign w:val="baseline"/>
                 <w:rtl w:val="0"/>
               </w:rPr>
-              <w:t xml:space="preserve">1.4 Referencias:</w:t>
+              <w:t xml:space="preserve">1.4 Referencias</w:t>
               <w:tab/>
               <w:t xml:space="preserve">5</w:t>
             </w:r>
@@ -1969,11 +1925,10 @@
             <w:tabs>
               <w:tab w:val="right" w:leader="none" w:pos="12000"/>
             </w:tabs>
-            <w:spacing w:after="0" w:before="60" w:line="360" w:lineRule="auto"/>
+            <w:spacing w:after="0" w:before="60" w:line="480" w:lineRule="auto"/>
             <w:ind w:left="360" w:firstLine="0"/>
             <w:jc w:val="left"/>
             <w:rPr>
-              <w:rFonts w:ascii="Arial" w:cs="Arial" w:eastAsia="Arial" w:hAnsi="Arial"/>
               <w:b w:val="1"/>
               <w:bCs w:val="1"/>
               <w:i w:val="0"/>
@@ -1981,8 +1936,8 @@
               <w:smallCaps w:val="0"/>
               <w:strike w:val="0"/>
               <w:color w:val="000000"/>
-              <w:sz w:val="22"/>
-              <w:szCs w:val="22"/>
+              <w:sz w:val="26"/>
+              <w:szCs w:val="26"/>
               <w:u w:val="none"/>
               <w:shd w:fill="auto" w:val="clear"/>
               <w:vertAlign w:val="baseline"/>
@@ -1998,14 +1953,14 @@
                 <w:smallCaps w:val="0"/>
                 <w:strike w:val="0"/>
                 <w:color w:val="000000"/>
-                <w:sz w:val="24"/>
-                <w:szCs w:val="24"/>
+                <w:sz w:val="26"/>
+                <w:szCs w:val="26"/>
                 <w:u w:val="none"/>
                 <w:shd w:fill="auto" w:val="clear"/>
                 <w:vertAlign w:val="baseline"/>
                 <w:rtl w:val="0"/>
               </w:rPr>
-              <w:t xml:space="preserve">1.5 Resumen:</w:t>
+              <w:t xml:space="preserve">1.5 Resumen</w:t>
               <w:tab/>
               <w:t xml:space="preserve">5</w:t>
             </w:r>
@@ -2022,10 +1977,9 @@
             <w:tabs>
               <w:tab w:val="right" w:leader="none" w:pos="12000"/>
             </w:tabs>
-            <w:spacing w:after="0" w:before="60" w:line="360" w:lineRule="auto"/>
+            <w:spacing w:after="0" w:before="60" w:line="480" w:lineRule="auto"/>
             <w:jc w:val="left"/>
             <w:rPr>
-              <w:rFonts w:ascii="Arial" w:cs="Arial" w:eastAsia="Arial" w:hAnsi="Arial"/>
               <w:b w:val="1"/>
               <w:bCs w:val="1"/>
               <w:i w:val="0"/>
@@ -2033,8 +1987,8 @@
               <w:smallCaps w:val="0"/>
               <w:strike w:val="0"/>
               <w:color w:val="000000"/>
-              <w:sz w:val="22"/>
-              <w:szCs w:val="22"/>
+              <w:sz w:val="26"/>
+              <w:szCs w:val="26"/>
               <w:u w:val="none"/>
               <w:shd w:fill="auto" w:val="clear"/>
               <w:vertAlign w:val="baseline"/>
@@ -2050,8 +2004,8 @@
                 <w:smallCaps w:val="0"/>
                 <w:strike w:val="0"/>
                 <w:color w:val="000000"/>
-                <w:sz w:val="24"/>
-                <w:szCs w:val="24"/>
+                <w:sz w:val="26"/>
+                <w:szCs w:val="26"/>
                 <w:u w:val="none"/>
                 <w:shd w:fill="auto" w:val="clear"/>
                 <w:vertAlign w:val="baseline"/>
@@ -2074,11 +2028,10 @@
             <w:tabs>
               <w:tab w:val="right" w:leader="none" w:pos="12000"/>
             </w:tabs>
-            <w:spacing w:after="0" w:before="60" w:line="360" w:lineRule="auto"/>
+            <w:spacing w:after="0" w:before="60" w:line="480" w:lineRule="auto"/>
             <w:ind w:left="360" w:firstLine="0"/>
             <w:jc w:val="left"/>
             <w:rPr>
-              <w:rFonts w:ascii="Arial" w:cs="Arial" w:eastAsia="Arial" w:hAnsi="Arial"/>
               <w:b w:val="1"/>
               <w:bCs w:val="1"/>
               <w:i w:val="0"/>
@@ -2086,8 +2039,8 @@
               <w:smallCaps w:val="0"/>
               <w:strike w:val="0"/>
               <w:color w:val="000000"/>
-              <w:sz w:val="22"/>
-              <w:szCs w:val="22"/>
+              <w:sz w:val="26"/>
+              <w:szCs w:val="26"/>
               <w:u w:val="none"/>
               <w:shd w:fill="auto" w:val="clear"/>
               <w:vertAlign w:val="baseline"/>
@@ -2103,8 +2056,8 @@
                 <w:smallCaps w:val="0"/>
                 <w:strike w:val="0"/>
                 <w:color w:val="000000"/>
-                <w:sz w:val="24"/>
-                <w:szCs w:val="24"/>
+                <w:sz w:val="26"/>
+                <w:szCs w:val="26"/>
                 <w:u w:val="none"/>
                 <w:shd w:fill="auto" w:val="clear"/>
                 <w:vertAlign w:val="baseline"/>
@@ -2127,11 +2080,10 @@
             <w:tabs>
               <w:tab w:val="right" w:leader="none" w:pos="12000"/>
             </w:tabs>
-            <w:spacing w:after="0" w:before="60" w:line="360" w:lineRule="auto"/>
+            <w:spacing w:after="0" w:before="60" w:line="480" w:lineRule="auto"/>
             <w:ind w:left="360" w:firstLine="0"/>
             <w:jc w:val="left"/>
             <w:rPr>
-              <w:rFonts w:ascii="Arial" w:cs="Arial" w:eastAsia="Arial" w:hAnsi="Arial"/>
               <w:b w:val="1"/>
               <w:bCs w:val="1"/>
               <w:i w:val="0"/>
@@ -2139,8 +2091,8 @@
               <w:smallCaps w:val="0"/>
               <w:strike w:val="0"/>
               <w:color w:val="000000"/>
-              <w:sz w:val="22"/>
-              <w:szCs w:val="22"/>
+              <w:sz w:val="26"/>
+              <w:szCs w:val="26"/>
               <w:u w:val="none"/>
               <w:shd w:fill="auto" w:val="clear"/>
               <w:vertAlign w:val="baseline"/>
@@ -2156,8 +2108,8 @@
                 <w:smallCaps w:val="0"/>
                 <w:strike w:val="0"/>
                 <w:color w:val="000000"/>
-                <w:sz w:val="24"/>
-                <w:szCs w:val="24"/>
+                <w:sz w:val="26"/>
+                <w:szCs w:val="26"/>
                 <w:u w:val="none"/>
                 <w:shd w:fill="auto" w:val="clear"/>
                 <w:vertAlign w:val="baseline"/>
@@ -2180,11 +2132,10 @@
             <w:tabs>
               <w:tab w:val="right" w:leader="none" w:pos="12000"/>
             </w:tabs>
-            <w:spacing w:after="0" w:before="60" w:line="360" w:lineRule="auto"/>
+            <w:spacing w:after="0" w:before="60" w:line="480" w:lineRule="auto"/>
             <w:ind w:left="360" w:firstLine="0"/>
             <w:jc w:val="left"/>
             <w:rPr>
-              <w:rFonts w:ascii="Arial" w:cs="Arial" w:eastAsia="Arial" w:hAnsi="Arial"/>
               <w:b w:val="1"/>
               <w:bCs w:val="1"/>
               <w:i w:val="0"/>
@@ -2192,8 +2143,8 @@
               <w:smallCaps w:val="0"/>
               <w:strike w:val="0"/>
               <w:color w:val="000000"/>
-              <w:sz w:val="22"/>
-              <w:szCs w:val="22"/>
+              <w:sz w:val="26"/>
+              <w:szCs w:val="26"/>
               <w:u w:val="none"/>
               <w:shd w:fill="auto" w:val="clear"/>
               <w:vertAlign w:val="baseline"/>
@@ -2209,8 +2160,8 @@
                 <w:smallCaps w:val="0"/>
                 <w:strike w:val="0"/>
                 <w:color w:val="000000"/>
-                <w:sz w:val="24"/>
-                <w:szCs w:val="24"/>
+                <w:sz w:val="26"/>
+                <w:szCs w:val="26"/>
                 <w:u w:val="none"/>
                 <w:shd w:fill="auto" w:val="clear"/>
                 <w:vertAlign w:val="baseline"/>
@@ -2233,11 +2184,10 @@
             <w:tabs>
               <w:tab w:val="right" w:leader="none" w:pos="12000"/>
             </w:tabs>
-            <w:spacing w:after="0" w:before="60" w:line="360" w:lineRule="auto"/>
+            <w:spacing w:after="0" w:before="60" w:line="480" w:lineRule="auto"/>
             <w:ind w:left="360" w:firstLine="0"/>
             <w:jc w:val="left"/>
             <w:rPr>
-              <w:rFonts w:ascii="Arial" w:cs="Arial" w:eastAsia="Arial" w:hAnsi="Arial"/>
               <w:b w:val="1"/>
               <w:bCs w:val="1"/>
               <w:i w:val="0"/>
@@ -2245,8 +2195,8 @@
               <w:smallCaps w:val="0"/>
               <w:strike w:val="0"/>
               <w:color w:val="000000"/>
-              <w:sz w:val="22"/>
-              <w:szCs w:val="22"/>
+              <w:sz w:val="26"/>
+              <w:szCs w:val="26"/>
               <w:u w:val="none"/>
               <w:shd w:fill="auto" w:val="clear"/>
               <w:vertAlign w:val="baseline"/>
@@ -2262,8 +2212,8 @@
                 <w:smallCaps w:val="0"/>
                 <w:strike w:val="0"/>
                 <w:color w:val="000000"/>
-                <w:sz w:val="24"/>
-                <w:szCs w:val="24"/>
+                <w:sz w:val="26"/>
+                <w:szCs w:val="26"/>
                 <w:u w:val="none"/>
                 <w:shd w:fill="auto" w:val="clear"/>
                 <w:vertAlign w:val="baseline"/>
@@ -2286,11 +2236,10 @@
             <w:tabs>
               <w:tab w:val="right" w:leader="none" w:pos="12000"/>
             </w:tabs>
-            <w:spacing w:after="0" w:before="60" w:line="360" w:lineRule="auto"/>
+            <w:spacing w:after="0" w:before="60" w:line="480" w:lineRule="auto"/>
             <w:ind w:left="360" w:firstLine="0"/>
             <w:jc w:val="left"/>
             <w:rPr>
-              <w:rFonts w:ascii="Arial" w:cs="Arial" w:eastAsia="Arial" w:hAnsi="Arial"/>
               <w:b w:val="1"/>
               <w:bCs w:val="1"/>
               <w:i w:val="0"/>
@@ -2298,8 +2247,8 @@
               <w:smallCaps w:val="0"/>
               <w:strike w:val="0"/>
               <w:color w:val="000000"/>
-              <w:sz w:val="22"/>
-              <w:szCs w:val="22"/>
+              <w:sz w:val="26"/>
+              <w:szCs w:val="26"/>
               <w:u w:val="none"/>
               <w:shd w:fill="auto" w:val="clear"/>
               <w:vertAlign w:val="baseline"/>
@@ -2315,8 +2264,8 @@
                 <w:smallCaps w:val="0"/>
                 <w:strike w:val="0"/>
                 <w:color w:val="000000"/>
-                <w:sz w:val="24"/>
-                <w:szCs w:val="24"/>
+                <w:sz w:val="26"/>
+                <w:szCs w:val="26"/>
                 <w:u w:val="none"/>
                 <w:shd w:fill="auto" w:val="clear"/>
                 <w:vertAlign w:val="baseline"/>
@@ -2339,11 +2288,10 @@
             <w:tabs>
               <w:tab w:val="right" w:leader="none" w:pos="12000"/>
             </w:tabs>
-            <w:spacing w:after="0" w:before="60" w:line="360" w:lineRule="auto"/>
+            <w:spacing w:after="0" w:before="60" w:line="480" w:lineRule="auto"/>
             <w:ind w:left="360" w:firstLine="0"/>
             <w:jc w:val="left"/>
             <w:rPr>
-              <w:rFonts w:ascii="Arial" w:cs="Arial" w:eastAsia="Arial" w:hAnsi="Arial"/>
               <w:b w:val="1"/>
               <w:bCs w:val="1"/>
               <w:i w:val="0"/>
@@ -2351,8 +2299,8 @@
               <w:smallCaps w:val="0"/>
               <w:strike w:val="0"/>
               <w:color w:val="000000"/>
-              <w:sz w:val="22"/>
-              <w:szCs w:val="22"/>
+              <w:sz w:val="26"/>
+              <w:szCs w:val="26"/>
               <w:u w:val="none"/>
               <w:shd w:fill="auto" w:val="clear"/>
               <w:vertAlign w:val="baseline"/>
@@ -2368,8 +2316,8 @@
                 <w:smallCaps w:val="0"/>
                 <w:strike w:val="0"/>
                 <w:color w:val="000000"/>
-                <w:sz w:val="24"/>
-                <w:szCs w:val="24"/>
+                <w:sz w:val="26"/>
+                <w:szCs w:val="26"/>
                 <w:u w:val="none"/>
                 <w:shd w:fill="auto" w:val="clear"/>
                 <w:vertAlign w:val="baseline"/>
@@ -2392,11 +2340,10 @@
             <w:tabs>
               <w:tab w:val="right" w:leader="none" w:pos="12000"/>
             </w:tabs>
-            <w:spacing w:after="0" w:before="60" w:line="360" w:lineRule="auto"/>
+            <w:spacing w:after="0" w:before="60" w:line="480" w:lineRule="auto"/>
             <w:ind w:left="360" w:firstLine="0"/>
             <w:jc w:val="left"/>
             <w:rPr>
-              <w:rFonts w:ascii="Arial" w:cs="Arial" w:eastAsia="Arial" w:hAnsi="Arial"/>
               <w:b w:val="1"/>
               <w:bCs w:val="1"/>
               <w:i w:val="0"/>
@@ -2404,8 +2351,8 @@
               <w:smallCaps w:val="0"/>
               <w:strike w:val="0"/>
               <w:color w:val="000000"/>
-              <w:sz w:val="22"/>
-              <w:szCs w:val="22"/>
+              <w:sz w:val="26"/>
+              <w:szCs w:val="26"/>
               <w:u w:val="none"/>
               <w:shd w:fill="auto" w:val="clear"/>
               <w:vertAlign w:val="baseline"/>
@@ -2421,8 +2368,8 @@
                 <w:smallCaps w:val="0"/>
                 <w:strike w:val="0"/>
                 <w:color w:val="000000"/>
-                <w:sz w:val="24"/>
-                <w:szCs w:val="24"/>
+                <w:sz w:val="26"/>
+                <w:szCs w:val="26"/>
                 <w:u w:val="none"/>
                 <w:shd w:fill="auto" w:val="clear"/>
                 <w:vertAlign w:val="baseline"/>
@@ -2445,11 +2392,10 @@
             <w:tabs>
               <w:tab w:val="right" w:leader="none" w:pos="12000"/>
             </w:tabs>
-            <w:spacing w:after="0" w:before="60" w:line="360" w:lineRule="auto"/>
+            <w:spacing w:after="0" w:before="60" w:line="480" w:lineRule="auto"/>
             <w:ind w:left="360" w:firstLine="0"/>
             <w:jc w:val="left"/>
             <w:rPr>
-              <w:rFonts w:ascii="Arial" w:cs="Arial" w:eastAsia="Arial" w:hAnsi="Arial"/>
               <w:b w:val="1"/>
               <w:bCs w:val="1"/>
               <w:i w:val="0"/>
@@ -2457,8 +2403,8 @@
               <w:smallCaps w:val="0"/>
               <w:strike w:val="0"/>
               <w:color w:val="000000"/>
-              <w:sz w:val="22"/>
-              <w:szCs w:val="22"/>
+              <w:sz w:val="26"/>
+              <w:szCs w:val="26"/>
               <w:u w:val="none"/>
               <w:shd w:fill="auto" w:val="clear"/>
               <w:vertAlign w:val="baseline"/>
@@ -2474,8 +2420,8 @@
                 <w:smallCaps w:val="0"/>
                 <w:strike w:val="0"/>
                 <w:color w:val="000000"/>
-                <w:sz w:val="24"/>
-                <w:szCs w:val="24"/>
+                <w:sz w:val="26"/>
+                <w:szCs w:val="26"/>
                 <w:u w:val="none"/>
                 <w:shd w:fill="auto" w:val="clear"/>
                 <w:vertAlign w:val="baseline"/>
@@ -2483,7 +2429,7 @@
               </w:rPr>
               <w:t xml:space="preserve">2.8 Prototipos visuales</w:t>
               <w:tab/>
-              <w:t xml:space="preserve">7</w:t>
+              <w:t xml:space="preserve">8</w:t>
             </w:r>
           </w:hyperlink>
           <w:r>
@@ -2498,7 +2444,7 @@
             <w:tabs>
               <w:tab w:val="right" w:leader="none" w:pos="12000"/>
             </w:tabs>
-            <w:spacing w:after="0" w:before="60" w:line="360" w:lineRule="auto"/>
+            <w:spacing w:after="0" w:before="60" w:line="480" w:lineRule="auto"/>
             <w:ind w:left="360" w:firstLine="0"/>
             <w:jc w:val="left"/>
             <w:rPr>
@@ -2527,8 +2473,8 @@
                 <w:smallCaps w:val="0"/>
                 <w:strike w:val="0"/>
                 <w:color w:val="000000"/>
-                <w:sz w:val="24"/>
-                <w:szCs w:val="24"/>
+                <w:sz w:val="26"/>
+                <w:szCs w:val="26"/>
                 <w:u w:val="none"/>
                 <w:shd w:fill="auto" w:val="clear"/>
                 <w:vertAlign w:val="baseline"/>
@@ -2556,7 +2502,7 @@
                 <w:rtl w:val="0"/>
               </w:rPr>
               <w:tab/>
-              <w:t xml:space="preserve">7</w:t>
+              <w:t xml:space="preserve">9</w:t>
             </w:r>
           </w:hyperlink>
           <w:r>
@@ -2573,18 +2519,14 @@
     <w:p>
       <w:pPr>
         <w:pStyle w:val="Heading1"/>
-        <w:keepNext w:val="1"/>
-        <w:pageBreakBefore w:val="1"/>
         <w:numPr>
           <w:ilvl w:val="0"/>
           <w:numId w:val="8"/>
         </w:numPr>
-        <w:spacing w:after="0" w:afterAutospacing="0" w:before="360" w:lineRule="auto"/>
-        <w:ind w:left="720" w:hanging="360"/>
-        <w:jc w:val="center"/>
+        <w:spacing w:after="0" w:afterAutospacing="0"/>
         <w:rPr/>
       </w:pPr>
-      <w:bookmarkStart w:colFirst="0" w:colLast="0" w:name="_heading=h.rc44czttf8xl" w:id="3"/>
+      <w:bookmarkStart w:colFirst="0" w:colLast="0" w:name="_heading=h.je3oft65zifc" w:id="3"/>
       <w:bookmarkEnd w:id="3"/>
       <w:r>
         <w:rPr>
@@ -2597,23 +2539,20 @@
     <w:p>
       <w:pPr>
         <w:pStyle w:val="Heading2"/>
-        <w:keepNext w:val="1"/>
         <w:numPr>
           <w:ilvl w:val="1"/>
           <w:numId w:val="6"/>
         </w:numPr>
-        <w:spacing w:after="240" w:before="240" w:lineRule="auto"/>
-        <w:ind w:left="576"/>
         <w:rPr/>
       </w:pPr>
-      <w:bookmarkStart w:colFirst="0" w:colLast="0" w:name="_heading=h.whwhntz42cfl" w:id="4"/>
+      <w:bookmarkStart w:colFirst="0" w:colLast="0" w:name="_heading=h.2lqpbdfb8ca7" w:id="4"/>
       <w:bookmarkEnd w:id="4"/>
       <w:r>
         <w:rPr>
           <w:vertAlign w:val="baseline"/>
           <w:rtl w:val="0"/>
         </w:rPr>
-        <w:t xml:space="preserve">Propósito:</w:t>
+        <w:t xml:space="preserve">Propósito</w:t>
       </w:r>
     </w:p>
     <w:p>
@@ -2644,29 +2583,31 @@
           <w:szCs w:val="22"/>
           <w:rtl w:val="0"/>
         </w:rPr>
-        <w:t xml:space="preserve">Dotar a las autoridades y analistas del MINSA de una herramienta visual para procesar y monitorear grandes volúmenes de datos antropométricos. Esto permite identificar rápidamente focos geográficos de malnutrición infantil y adulta, respaldando la toma de decisiones basada en datos.</w:t>
+        <w:t xml:space="preserve">Permitir al profesional registrar de forma estructurada las recomendaciones nutricionales y agendar la fecha de retorno del paciente de manera posterior a su evaluación física.</w:t>
+      </w:r>
+      <w:r>
+        <w:rPr>
+          <w:rtl w:val="0"/>
+        </w:rPr>
       </w:r>
     </w:p>
     <w:p>
       <w:pPr>
         <w:pStyle w:val="Heading2"/>
-        <w:keepNext w:val="1"/>
         <w:numPr>
           <w:ilvl w:val="1"/>
           <w:numId w:val="6"/>
         </w:numPr>
-        <w:spacing w:after="240" w:before="240" w:lineRule="auto"/>
-        <w:ind w:left="576"/>
         <w:rPr/>
       </w:pPr>
-      <w:bookmarkStart w:colFirst="0" w:colLast="0" w:name="_heading=h.nsgjnwbtchab" w:id="5"/>
+      <w:bookmarkStart w:colFirst="0" w:colLast="0" w:name="_heading=h.or5iohye6wu" w:id="5"/>
       <w:bookmarkEnd w:id="5"/>
       <w:r>
         <w:rPr>
           <w:vertAlign w:val="baseline"/>
           <w:rtl w:val="0"/>
         </w:rPr>
-        <w:t xml:space="preserve">Alcance:</w:t>
+        <w:t xml:space="preserve">Alcance</w:t>
       </w:r>
       <w:r>
         <w:rPr>
@@ -2713,12 +2654,98 @@
           <w:szCs w:val="22"/>
           <w:rtl w:val="0"/>
         </w:rPr>
-        <w:t xml:space="preserve">Abarca desde el acceso al módulo de "Reportes e Indicadores" en el servidor central del SISCOP, la configuración de filtros de búsqueda, hasta la visualización del mapa de calor y la exportación de resultados estadísticos en diversos formatos para análisis externo.</w:t>
-      </w:r>
-      <w:r>
-        <w:rPr>
-          <w:rtl w:val="0"/>
-        </w:rPr>
+        <w:t xml:space="preserve">Cubre la interacción en la plataforma web desde que el profesional finaliza la evaluación física y se habilitan los campos de indicaciones (alimentación y actividad física), hasta la selección de la fecha del próximo control y su asociación en la base de datos a la sesión actual. </w:t>
+      </w:r>
+      <w:r>
+        <w:rPr>
+          <w:rtl w:val="0"/>
+        </w:rPr>
+      </w:r>
+    </w:p>
+    <w:p>
+      <w:pPr>
+        <w:pStyle w:val="Heading2"/>
+        <w:numPr>
+          <w:ilvl w:val="1"/>
+          <w:numId w:val="6"/>
+        </w:numPr>
+        <w:rPr/>
+      </w:pPr>
+      <w:bookmarkStart w:colFirst="0" w:colLast="0" w:name="_heading=h.ogbdglsd1vi7" w:id="7"/>
+      <w:bookmarkEnd w:id="7"/>
+      <w:r>
+        <w:rPr>
+          <w:vertAlign w:val="baseline"/>
+          <w:rtl w:val="0"/>
+        </w:rPr>
+        <w:t xml:space="preserve">Definiciones, siglas y abreviaciones</w:t>
+      </w:r>
+    </w:p>
+    <w:p>
+      <w:pPr>
+        <w:keepNext w:val="1"/>
+        <w:numPr>
+          <w:ilvl w:val="2"/>
+          <w:numId w:val="6"/>
+        </w:numPr>
+        <w:spacing w:after="240" w:before="240" w:lineRule="auto"/>
+        <w:ind w:left="1855" w:hanging="720"/>
+        <w:rPr/>
+      </w:pPr>
+      <w:bookmarkStart w:colFirst="0" w:colLast="0" w:name="_heading=h.jrma5wgmydzb" w:id="8"/>
+      <w:bookmarkEnd w:id="8"/>
+      <w:r>
+        <w:rPr>
+          <w:b w:val="1"/>
+          <w:bCs w:val="1"/>
+          <w:sz w:val="22"/>
+          <w:szCs w:val="22"/>
+          <w:rtl w:val="0"/>
+        </w:rPr>
+        <w:t xml:space="preserve">SISCOP: </w:t>
+      </w:r>
+      <w:r>
+        <w:rPr>
+          <w:sz w:val="22"/>
+          <w:szCs w:val="22"/>
+          <w:rtl w:val="0"/>
+        </w:rPr>
+        <w:t xml:space="preserve">Sistema de Control de Peso.</w:t>
+      </w:r>
+      <w:r>
+        <w:rPr>
+          <w:rtl w:val="0"/>
+        </w:rPr>
+      </w:r>
+    </w:p>
+    <w:p>
+      <w:pPr>
+        <w:keepNext w:val="1"/>
+        <w:numPr>
+          <w:ilvl w:val="2"/>
+          <w:numId w:val="6"/>
+        </w:numPr>
+        <w:spacing w:after="240" w:before="240" w:lineRule="auto"/>
+        <w:ind w:left="1855" w:hanging="720"/>
+        <w:rPr/>
+      </w:pPr>
+      <w:r>
+        <w:rPr>
+          <w:b w:val="1"/>
+          <w:bCs w:val="1"/>
+          <w:sz w:val="22"/>
+          <w:szCs w:val="22"/>
+          <w:rtl w:val="0"/>
+        </w:rPr>
+        <w:t xml:space="preserve">Nutricionista: </w:t>
+      </w:r>
+      <w:r>
+        <w:rPr>
+          <w:sz w:val="22"/>
+          <w:szCs w:val="22"/>
+          <w:rtl w:val="0"/>
+        </w:rPr>
+        <w:t xml:space="preserve">Profesional encargado de evaluar y dar recomendaciones nutricionales.</w:t>
       </w:r>
     </w:p>
     <w:p>
@@ -2733,261 +2760,54 @@
         <w:ind w:left="576"/>
         <w:rPr/>
       </w:pPr>
-      <w:bookmarkStart w:colFirst="0" w:colLast="0" w:name="_heading=h.ej74lwumuel8" w:id="7"/>
-      <w:bookmarkEnd w:id="7"/>
+      <w:bookmarkStart w:colFirst="0" w:colLast="0" w:name="_heading=h.st9g5fnyk3sr" w:id="9"/>
+      <w:bookmarkEnd w:id="9"/>
       <w:r>
         <w:rPr>
           <w:vertAlign w:val="baseline"/>
           <w:rtl w:val="0"/>
         </w:rPr>
-        <w:t xml:space="preserve">Definiciones, siglas y abreviaciones:</w:t>
+        <w:t xml:space="preserve">Referencias</w:t>
+      </w:r>
+      <w:r>
+        <w:rPr>
+          <w:rtl w:val="0"/>
+        </w:rPr>
       </w:r>
     </w:p>
     <w:p>
       <w:pPr>
         <w:keepNext w:val="1"/>
-        <w:numPr>
-          <w:ilvl w:val="2"/>
-          <w:numId w:val="6"/>
-        </w:numPr>
         <w:spacing w:after="240" w:before="240" w:lineRule="auto"/>
-        <w:ind w:left="1855" w:hanging="720"/>
-        <w:rPr/>
-      </w:pPr>
-      <w:bookmarkStart w:colFirst="0" w:colLast="0" w:name="_heading=h.jrma5wgmydzb" w:id="8"/>
-      <w:bookmarkEnd w:id="8"/>
-      <w:r>
-        <w:rPr>
-          <w:b w:val="1"/>
-          <w:bCs w:val="1"/>
-          <w:sz w:val="22"/>
-          <w:szCs w:val="22"/>
-          <w:rtl w:val="0"/>
-        </w:rPr>
-        <w:t xml:space="preserve">SISCOP: </w:t>
-      </w:r>
-      <w:r>
-        <w:rPr>
-          <w:sz w:val="22"/>
-          <w:szCs w:val="22"/>
-          <w:rtl w:val="0"/>
-        </w:rPr>
-        <w:t xml:space="preserve">Sistema de Control de Peso.</w:t>
-      </w:r>
-      <w:r>
-        <w:rPr>
-          <w:rtl w:val="0"/>
-        </w:rPr>
-      </w:r>
-    </w:p>
-    <w:p>
-      <w:pPr>
-        <w:keepNext w:val="1"/>
-        <w:numPr>
-          <w:ilvl w:val="2"/>
-          <w:numId w:val="6"/>
-        </w:numPr>
-        <w:spacing w:after="240" w:before="240" w:lineRule="auto"/>
-        <w:ind w:left="1855" w:hanging="720"/>
-        <w:rPr/>
-      </w:pPr>
-      <w:r>
-        <w:rPr>
-          <w:b w:val="1"/>
-          <w:bCs w:val="1"/>
-          <w:sz w:val="22"/>
-          <w:szCs w:val="22"/>
-          <w:rtl w:val="0"/>
-        </w:rPr>
-        <w:t xml:space="preserve">OMS: </w:t>
-      </w:r>
-      <w:r>
-        <w:rPr>
-          <w:sz w:val="22"/>
-          <w:szCs w:val="22"/>
-          <w:rtl w:val="0"/>
-        </w:rPr>
-        <w:t xml:space="preserve">Organización Mundial de la Salud</w:t>
-      </w:r>
-    </w:p>
-    <w:p>
-      <w:pPr>
-        <w:keepNext w:val="1"/>
-        <w:numPr>
-          <w:ilvl w:val="2"/>
-          <w:numId w:val="6"/>
-        </w:numPr>
-        <w:spacing w:after="240" w:before="240" w:lineRule="auto"/>
-        <w:ind w:left="1855" w:hanging="720"/>
-        <w:rPr/>
-      </w:pPr>
-      <w:r>
-        <w:rPr>
-          <w:b w:val="1"/>
-          <w:bCs w:val="1"/>
-          <w:sz w:val="22"/>
-          <w:szCs w:val="22"/>
-          <w:rtl w:val="0"/>
-        </w:rPr>
-        <w:t xml:space="preserve">DIRIS / DIRESA:</w:t>
-      </w:r>
-      <w:r>
-        <w:rPr>
-          <w:sz w:val="22"/>
-          <w:szCs w:val="22"/>
-          <w:rtl w:val="0"/>
-        </w:rPr>
-        <w:t xml:space="preserve"> Dirección de Redes Integradas de Salud / Dirección Regional de Salud.</w:t>
-      </w:r>
-    </w:p>
-    <w:p>
-      <w:pPr>
-        <w:keepNext w:val="1"/>
-        <w:numPr>
-          <w:ilvl w:val="2"/>
-          <w:numId w:val="6"/>
-        </w:numPr>
-        <w:spacing w:after="240" w:before="240" w:lineRule="auto"/>
-        <w:ind w:left="1855" w:hanging="720"/>
-        <w:rPr/>
-      </w:pPr>
-      <w:r>
-        <w:rPr>
-          <w:b w:val="1"/>
-          <w:bCs w:val="1"/>
-          <w:sz w:val="22"/>
-          <w:szCs w:val="22"/>
-          <w:rtl w:val="0"/>
-        </w:rPr>
-        <w:t xml:space="preserve">Epidemiológico</w:t>
-      </w:r>
-      <w:r>
-        <w:rPr>
-          <w:sz w:val="22"/>
-          <w:szCs w:val="22"/>
-          <w:rtl w:val="0"/>
-        </w:rPr>
-        <w:t xml:space="preserve">: Estudio de la distribución de enfermedades (ej. malnutrición) en una población para su control.</w:t>
-      </w:r>
-    </w:p>
-    <w:p>
-      <w:pPr>
-        <w:keepNext w:val="1"/>
-        <w:numPr>
-          <w:ilvl w:val="2"/>
-          <w:numId w:val="6"/>
-        </w:numPr>
-        <w:spacing w:after="240" w:before="240" w:lineRule="auto"/>
-        <w:ind w:left="1855" w:hanging="720"/>
-        <w:rPr/>
-      </w:pPr>
-      <w:r>
-        <w:rPr>
-          <w:b w:val="1"/>
-          <w:bCs w:val="1"/>
-          <w:sz w:val="22"/>
-          <w:szCs w:val="22"/>
-          <w:rtl w:val="0"/>
-        </w:rPr>
-        <w:t xml:space="preserve">Georreferenciado</w:t>
-      </w:r>
-      <w:r>
-        <w:rPr>
-          <w:sz w:val="22"/>
-          <w:szCs w:val="22"/>
-          <w:rtl w:val="0"/>
-        </w:rPr>
-        <w:t xml:space="preserve">: Datos vinculados a una ubicación geográfica exacta para mostrarlos en mapas.</w:t>
-      </w:r>
-    </w:p>
-    <w:p>
-      <w:pPr>
-        <w:keepNext w:val="1"/>
-        <w:numPr>
-          <w:ilvl w:val="2"/>
-          <w:numId w:val="6"/>
-        </w:numPr>
-        <w:spacing w:after="240" w:before="240" w:lineRule="auto"/>
-        <w:ind w:left="1855" w:hanging="720"/>
-        <w:rPr/>
-      </w:pPr>
-      <w:r>
-        <w:rPr>
-          <w:b w:val="1"/>
-          <w:bCs w:val="1"/>
-          <w:sz w:val="22"/>
-          <w:szCs w:val="22"/>
-          <w:rtl w:val="0"/>
-        </w:rPr>
-        <w:t xml:space="preserve">Dashboard (Tablero de Control)</w:t>
-      </w:r>
-      <w:r>
-        <w:rPr>
-          <w:sz w:val="22"/>
-          <w:szCs w:val="22"/>
-          <w:rtl w:val="0"/>
-        </w:rPr>
-        <w:t xml:space="preserve">: Interfaz visual que resume indicadores clave (KPIs) para facilitar el análisis.</w:t>
-      </w:r>
-    </w:p>
-    <w:p>
-      <w:pPr>
-        <w:keepNext w:val="1"/>
-        <w:numPr>
-          <w:ilvl w:val="2"/>
-          <w:numId w:val="6"/>
-        </w:numPr>
-        <w:spacing w:after="240" w:before="240" w:lineRule="auto"/>
-        <w:ind w:left="1855" w:hanging="720"/>
-        <w:rPr/>
-      </w:pPr>
-      <w:r>
-        <w:rPr>
-          <w:b w:val="1"/>
-          <w:bCs w:val="1"/>
-          <w:sz w:val="22"/>
-          <w:szCs w:val="22"/>
-          <w:rtl w:val="0"/>
-        </w:rPr>
-        <w:t xml:space="preserve">Prevalencia</w:t>
-      </w:r>
-      <w:r>
-        <w:rPr>
-          <w:sz w:val="22"/>
-          <w:szCs w:val="22"/>
-          <w:rtl w:val="0"/>
-        </w:rPr>
-        <w:t xml:space="preserve">: Proporción de personas que presentan una condición específica (ej. obesidad) en un momento dado.</w:t>
-      </w:r>
-    </w:p>
-    <w:p>
-      <w:pPr>
-        <w:keepNext w:val="1"/>
-        <w:numPr>
-          <w:ilvl w:val="2"/>
-          <w:numId w:val="6"/>
-        </w:numPr>
-        <w:spacing w:after="240" w:before="240" w:lineRule="auto"/>
-        <w:ind w:left="1855" w:hanging="720"/>
-        <w:rPr/>
-      </w:pPr>
-      <w:r>
-        <w:rPr>
-          <w:b w:val="1"/>
-          <w:bCs w:val="1"/>
-          <w:sz w:val="22"/>
-          <w:szCs w:val="22"/>
-          <w:rtl w:val="0"/>
-        </w:rPr>
-        <w:t xml:space="preserve">Datos Anonimizados</w:t>
-      </w:r>
-      <w:r>
-        <w:rPr>
-          <w:sz w:val="22"/>
-          <w:szCs w:val="22"/>
-          <w:rtl w:val="0"/>
-        </w:rPr>
-        <w:t xml:space="preserve">: Información procesada para ocultar la identidad del paciente y proteger su privacidad.</w:t>
+        <w:ind w:left="576" w:firstLine="0"/>
+        <w:rPr>
+          <w:vertAlign w:val="baseline"/>
+        </w:rPr>
+      </w:pPr>
+      <w:r>
+        <w:rPr>
+          <w:rtl w:val="0"/>
+        </w:rPr>
+        <w:t xml:space="preserve">World Health Organization: WHO. (2025, December 8). </w:t>
+      </w:r>
+      <w:r>
+        <w:rPr>
+          <w:i w:val="1"/>
+          <w:iCs w:val="1"/>
+          <w:rtl w:val="0"/>
+        </w:rPr>
+        <w:t xml:space="preserve">Obesidad y sobrepeso</w:t>
+      </w:r>
+      <w:r>
+        <w:rPr>
+          <w:rtl w:val="0"/>
+        </w:rPr>
+        <w:t xml:space="preserve">. https://www.who.int/es/news-room/fact-sheets/detail/obesity-and-overweight</w:t>
+      </w:r>
+      <w:r>
+        <w:rPr>
+          <w:rtl w:val="0"/>
+        </w:rPr>
       </w:r>
     </w:p>
     <w:p>
@@ -3002,68 +2822,6 @@
         <w:ind w:left="576"/>
         <w:rPr/>
       </w:pPr>
-      <w:bookmarkStart w:colFirst="0" w:colLast="0" w:name="_heading=h.st9g5fnyk3sr" w:id="9"/>
-      <w:bookmarkEnd w:id="9"/>
-      <w:r>
-        <w:rPr>
-          <w:vertAlign w:val="baseline"/>
-          <w:rtl w:val="0"/>
-        </w:rPr>
-        <w:t xml:space="preserve">Referencias:</w:t>
-      </w:r>
-      <w:r>
-        <w:rPr>
-          <w:rtl w:val="0"/>
-        </w:rPr>
-      </w:r>
-    </w:p>
-    <w:p>
-      <w:pPr>
-        <w:keepNext w:val="1"/>
-        <w:spacing w:after="240" w:before="240" w:lineRule="auto"/>
-        <w:ind w:left="576" w:firstLine="0"/>
-        <w:rPr>
-          <w:vertAlign w:val="baseline"/>
-        </w:rPr>
-      </w:pPr>
-      <w:r>
-        <w:rPr>
-          <w:rtl w:val="0"/>
-        </w:rPr>
-        <w:t xml:space="preserve">World Health Organization: WHO. (2025, December 8). </w:t>
-      </w:r>
-      <w:r>
-        <w:rPr>
-          <w:i w:val="1"/>
-          <w:iCs w:val="1"/>
-          <w:rtl w:val="0"/>
-        </w:rPr>
-        <w:t xml:space="preserve">Obesidad y sobrepeso</w:t>
-      </w:r>
-      <w:r>
-        <w:rPr>
-          <w:rtl w:val="0"/>
-        </w:rPr>
-        <w:t xml:space="preserve">. https://www.who.int/es/news-room/fact-sheets/detail/obesity-and-overweight</w:t>
-      </w:r>
-      <w:r>
-        <w:rPr>
-          <w:rtl w:val="0"/>
-        </w:rPr>
-      </w:r>
-    </w:p>
-    <w:p>
-      <w:pPr>
-        <w:pStyle w:val="Heading2"/>
-        <w:keepNext w:val="1"/>
-        <w:numPr>
-          <w:ilvl w:val="1"/>
-          <w:numId w:val="6"/>
-        </w:numPr>
-        <w:spacing w:after="240" w:before="240" w:lineRule="auto"/>
-        <w:ind w:left="576"/>
-        <w:rPr/>
-      </w:pPr>
       <w:bookmarkStart w:colFirst="0" w:colLast="0" w:name="_heading=h.vx8xbtjx3s6j" w:id="10"/>
       <w:bookmarkEnd w:id="10"/>
       <w:r>
@@ -3071,7 +2829,7 @@
           <w:vertAlign w:val="baseline"/>
           <w:rtl w:val="0"/>
         </w:rPr>
-        <w:t xml:space="preserve">Resumen:</w:t>
+        <w:t xml:space="preserve">Resumen</w:t>
       </w:r>
       <w:r>
         <w:rPr>
@@ -3109,15 +2867,7 @@
           <w:szCs w:val="22"/>
           <w:rtl w:val="0"/>
         </w:rPr>
-        <w:t xml:space="preserve">Proceso mediante el cual las autoridades del MINSA visualizan datos agregados para identificar focos críticos de malnutrición a nivel nacional, regional o local.</w:t>
-      </w:r>
-      <w:r>
-        <w:br w:type="page"/>
-      </w:r>
-      <w:r>
-        <w:rPr>
-          <w:rtl w:val="0"/>
-        </w:rPr>
+        <w:t xml:space="preserve">Proceso mediante el cual el nutricionista registra las recomendaciones de alimentación y actividad física, y define la fecha de la siguiente cita del paciente, asociándolas a su historia clínica.</w:t>
       </w:r>
     </w:p>
     <w:p>
@@ -3168,15 +2918,15 @@
           <wp:anchor allowOverlap="1" behindDoc="0" distB="114300" distT="114300" distL="114300" distR="114300" hidden="0" layoutInCell="1" locked="0" relativeHeight="0" simplePos="0">
             <wp:simplePos x="0" y="0"/>
             <wp:positionH relativeFrom="column">
-              <wp:posOffset>-276697</wp:posOffset>
+              <wp:posOffset>1096</wp:posOffset>
             </wp:positionH>
             <wp:positionV relativeFrom="paragraph">
-              <wp:posOffset>571500</wp:posOffset>
+              <wp:posOffset>685800</wp:posOffset>
             </wp:positionV>
-            <wp:extent cx="5952816" cy="2356953"/>
+            <wp:extent cx="5393340" cy="2616200"/>
             <wp:effectExtent b="0" l="0" r="0" t="0"/>
             <wp:wrapTopAndBottom distB="114300" distT="114300"/>
-            <wp:docPr id="2" name="image1.png"/>
+            <wp:docPr id="1" name="image1.png"/>
             <a:graphic>
               <a:graphicData uri="http://schemas.openxmlformats.org/drawingml/2006/picture">
                 <pic:pic>
@@ -3194,7 +2944,7 @@
                   <pic:spPr>
                     <a:xfrm>
                       <a:off x="0" y="0"/>
-                      <a:ext cx="5952816" cy="2356953"/>
+                      <a:ext cx="5393340" cy="2616200"/>
                     </a:xfrm>
                     <a:prstGeom prst="rect"/>
                     <a:ln/>
@@ -3208,6 +2958,19 @@
     </w:p>
     <w:p>
       <w:pPr>
+        <w:ind w:left="576" w:firstLine="0"/>
+        <w:rPr>
+          <w:vertAlign w:val="baseline"/>
+        </w:rPr>
+      </w:pPr>
+      <w:r>
+        <w:rPr>
+          <w:rtl w:val="0"/>
+        </w:rPr>
+      </w:r>
+    </w:p>
+    <w:p>
+      <w:pPr>
         <w:jc w:val="center"/>
         <w:rPr>
           <w:vertAlign w:val="baseline"/>
@@ -3223,7 +2986,7 @@
           <w:szCs w:val="22"/>
           <w:rtl w:val="0"/>
         </w:rPr>
-        <w:t xml:space="preserve">Figura 1. Prototipo del Caso de uso: CU - 04- Generar reporte epidemiológico y dashboard georreferenciado</w:t>
+        <w:t xml:space="preserve">Figura 1. Prototipo del Caso de uso: CU - 04- Registro de indicaciones y próximo control</w:t>
       </w:r>
       <w:r>
         <w:rPr>
@@ -3267,7 +3030,7 @@
           <w:szCs w:val="22"/>
           <w:rtl w:val="0"/>
         </w:rPr>
-        <w:t xml:space="preserve">Funcionalidad que renderiza tableros de control (dashboards) y mapas de calor a partir de los datos antropométricos centralizados. Permite al usuario aplicar filtros demográficos y geográficos, exportando reportes ejecutivos o datasets crudos para análisis complementarios.</w:t>
+        <w:t xml:space="preserve">Funcionalidad que permite al profesional registrar las recomendaciones (dieta, ejercicios) y la fecha de retorno posterior a la evaluación física del paciente, guardando esta información en su historial</w:t>
       </w:r>
     </w:p>
     <w:p>
@@ -3320,7 +3083,12 @@
           <w:szCs w:val="22"/>
           <w:rtl w:val="0"/>
         </w:rPr>
-        <w:t xml:space="preserve">Analista MINSA / Autoridad Sanitaria.</w:t>
+        <w:t xml:space="preserve">Nutricionista</w:t>
+      </w:r>
+      <w:r>
+        <w:rPr>
+          <w:rtl w:val="0"/>
+        </w:rPr>
       </w:r>
     </w:p>
     <w:p>
@@ -3375,7 +3143,7 @@
           <w:u w:val="none"/>
         </w:rPr>
       </w:pPr>
-      <w:bookmarkStart w:colFirst="0" w:colLast="0" w:name="_heading=h.c2xiyy6nbf17" w:id="19"/>
+      <w:bookmarkStart w:colFirst="0" w:colLast="0" w:name="_heading=h.l1tplq4yphe3" w:id="19"/>
       <w:bookmarkEnd w:id="19"/>
       <w:r>
         <w:rPr>
@@ -3384,7 +3152,34 @@
           <w:highlight w:val="white"/>
           <w:rtl w:val="0"/>
         </w:rPr>
-        <w:t xml:space="preserve">El actor debe contar con credenciales activas de nivel "Analista Central".</w:t>
+        <w:t xml:space="preserve">El usuario nutricionista debe estar autenticado en la aplicación web mediante sus credenciales.  </w:t>
+      </w:r>
+    </w:p>
+    <w:p>
+      <w:pPr>
+        <w:numPr>
+          <w:ilvl w:val="0"/>
+          <w:numId w:val="7"/>
+        </w:numPr>
+        <w:spacing w:after="0" w:afterAutospacing="0" w:before="0" w:beforeAutospacing="0"/>
+        <w:ind w:left="720" w:hanging="360"/>
+        <w:rPr>
+          <w:sz w:val="22"/>
+          <w:szCs w:val="22"/>
+          <w:highlight w:val="white"/>
+          <w:u w:val="none"/>
+        </w:rPr>
+      </w:pPr>
+      <w:bookmarkStart w:colFirst="0" w:colLast="0" w:name="_heading=h.cilpsbxr6gfa" w:id="20"/>
+      <w:bookmarkEnd w:id="20"/>
+      <w:r>
+        <w:rPr>
+          <w:sz w:val="22"/>
+          <w:szCs w:val="22"/>
+          <w:highlight w:val="white"/>
+          <w:rtl w:val="0"/>
+        </w:rPr>
+        <w:t xml:space="preserve">El paciente debe tener una evaluación nutricional inicial o de seguimiento (peso, talla, IMC) previamente calculada y registrada en la sesión actual.</w:t>
       </w:r>
     </w:p>
     <w:p>
@@ -3402,8 +3197,8 @@
           <w:u w:val="none"/>
         </w:rPr>
       </w:pPr>
-      <w:bookmarkStart w:colFirst="0" w:colLast="0" w:name="_heading=h.cilpsbxr6gfa" w:id="20"/>
-      <w:bookmarkEnd w:id="20"/>
+      <w:bookmarkStart w:colFirst="0" w:colLast="0" w:name="_heading=h.139ls7fw3ajb" w:id="21"/>
+      <w:bookmarkEnd w:id="21"/>
       <w:r>
         <w:rPr>
           <w:sz w:val="22"/>
@@ -3411,7 +3206,7 @@
           <w:highlight w:val="white"/>
           <w:rtl w:val="0"/>
         </w:rPr>
-        <w:t xml:space="preserve">Debe existir un repositorio de datos antropométricos sincronizados en el servidor central.</w:t>
+        <w:t xml:space="preserve">El sistema debe encontrarse con el registro de una evaluación nutricional de un paciente en curso. </w:t>
       </w:r>
     </w:p>
     <w:p>
@@ -3424,8 +3219,8 @@
         <w:ind w:left="576"/>
         <w:rPr/>
       </w:pPr>
-      <w:bookmarkStart w:colFirst="0" w:colLast="0" w:name="_heading=h.a7tldws8j4hi" w:id="21"/>
-      <w:bookmarkEnd w:id="21"/>
+      <w:bookmarkStart w:colFirst="0" w:colLast="0" w:name="_heading=h.a7tldws8j4hi" w:id="22"/>
+      <w:bookmarkEnd w:id="22"/>
       <w:r>
         <w:rPr>
           <w:rFonts w:ascii="Times New Roman" w:cs="Times New Roman" w:eastAsia="Times New Roman" w:hAnsi="Times New Roman"/>
@@ -3452,7 +3247,6 @@
           <w:ilvl w:val="0"/>
           <w:numId w:val="4"/>
         </w:numPr>
-        <w:spacing w:after="0" w:afterAutospacing="0"/>
         <w:ind w:left="720" w:hanging="360"/>
         <w:rPr>
           <w:sz w:val="22"/>
@@ -3468,32 +3262,7 @@
           <w:highlight w:val="white"/>
           <w:rtl w:val="0"/>
         </w:rPr>
-        <w:t xml:space="preserve">Visualización exitosa del dashboard y exportación de archivos (PDF/CSV/JSON).</w:t>
-      </w:r>
-    </w:p>
-    <w:p>
-      <w:pPr>
-        <w:numPr>
-          <w:ilvl w:val="0"/>
-          <w:numId w:val="4"/>
-        </w:numPr>
-        <w:spacing w:before="0" w:beforeAutospacing="0"/>
-        <w:ind w:left="720" w:hanging="360"/>
-        <w:rPr>
-          <w:sz w:val="22"/>
-          <w:szCs w:val="22"/>
-          <w:highlight w:val="white"/>
-          <w:u w:val="none"/>
-        </w:rPr>
-      </w:pPr>
-      <w:r>
-        <w:rPr>
-          <w:sz w:val="22"/>
-          <w:szCs w:val="22"/>
-          <w:highlight w:val="white"/>
-          <w:rtl w:val="0"/>
-        </w:rPr>
-        <w:t xml:space="preserve">Se registra la consulta de manera inmutable en el log de auditoría para control de acceso a información sensible.</w:t>
+        <w:t xml:space="preserve">Las indicaciones y la fecha de seguimiento quedan guardadas en la base de datos de forma persistente y asociadas a la sesión de evaluación actual, quedando listas para la generación de la ficha en PDF.</w:t>
       </w:r>
     </w:p>
     <w:p>
@@ -3517,8 +3286,8 @@
         <w:ind w:left="576"/>
         <w:rPr/>
       </w:pPr>
-      <w:bookmarkStart w:colFirst="0" w:colLast="0" w:name="_heading=h.hk7jbgsxeoru" w:id="22"/>
-      <w:bookmarkEnd w:id="22"/>
+      <w:bookmarkStart w:colFirst="0" w:colLast="0" w:name="_heading=h.hk7jbgsxeoru" w:id="23"/>
+      <w:bookmarkEnd w:id="23"/>
       <w:r>
         <w:rPr>
           <w:rFonts w:ascii="Times New Roman" w:cs="Times New Roman" w:eastAsia="Times New Roman" w:hAnsi="Times New Roman"/>
@@ -3550,15 +3319,16 @@
         <w:rPr>
           <w:sz w:val="22"/>
           <w:szCs w:val="22"/>
-        </w:rPr>
-      </w:pPr>
-      <w:r>
-        <w:rPr>
-          <w:sz w:val="22"/>
-          <w:szCs w:val="22"/>
-          <w:rtl w:val="0"/>
-        </w:rPr>
-        <w:t xml:space="preserve">El actor accede al módulo de "Reportes e Indicadores".</w:t>
+          <w:u w:val="none"/>
+        </w:rPr>
+      </w:pPr>
+      <w:r>
+        <w:rPr>
+          <w:sz w:val="22"/>
+          <w:szCs w:val="22"/>
+          <w:rtl w:val="0"/>
+        </w:rPr>
+        <w:t xml:space="preserve">El sistema detecta que se ha completado el registro de la evaluación física y habilita la sección de "Indicaciones".  </w:t>
       </w:r>
     </w:p>
     <w:p>
@@ -3581,7 +3351,7 @@
           <w:szCs w:val="22"/>
           <w:rtl w:val="0"/>
         </w:rPr>
-        <w:t xml:space="preserve">El sistema presenta un panel de filtros: Periodo de tiempo, Jurisdicción (DIRIS/DIRESA), Etapa de vida (Niño, Adolescente, Adulto, Adulto Mayor) y Género.</w:t>
+        <w:t xml:space="preserve">El sistema despliega los campos de texto correspondientes a las recomendaciones de alimentación y actividad física. </w:t>
       </w:r>
     </w:p>
     <w:p>
@@ -3604,7 +3374,7 @@
           <w:szCs w:val="22"/>
           <w:rtl w:val="0"/>
         </w:rPr>
-        <w:t xml:space="preserve">El actor aplica los filtros deseados y solicita la generación del reporte.</w:t>
+        <w:t xml:space="preserve">El nutricionista ingresa las recomendaciones redactadas para el paciente. </w:t>
       </w:r>
     </w:p>
     <w:p>
@@ -3627,7 +3397,7 @@
           <w:szCs w:val="22"/>
           <w:rtl w:val="0"/>
         </w:rPr>
-        <w:t xml:space="preserve">El sistema procesa los datos anonimizados y renderiza un mapa de calor georreferenciado.</w:t>
+        <w:t xml:space="preserve">El nutricionista abre el calendario integrado y selecciona la fecha planificada para la siguiente cita.  </w:t>
       </w:r>
     </w:p>
     <w:p>
@@ -3650,7 +3420,7 @@
           <w:szCs w:val="22"/>
           <w:rtl w:val="0"/>
         </w:rPr>
-        <w:t xml:space="preserve">El sistema genera gráficos comparativos de prevalencia de anemia, sobrepeso y obesidad respecto al periodo anterior.</w:t>
+        <w:t xml:space="preserve">El sistema valida que la fecha seleccionada sea posterior a la fecha actual.  </w:t>
       </w:r>
     </w:p>
     <w:p>
@@ -3673,7 +3443,30 @@
           <w:szCs w:val="22"/>
           <w:rtl w:val="0"/>
         </w:rPr>
-        <w:t xml:space="preserve">El actor selecciona la opción "Exportar Informe Ejecutivo".</w:t>
+        <w:t xml:space="preserve">El nutricionista confirma la acción para guardar los registros. </w:t>
+      </w:r>
+    </w:p>
+    <w:p>
+      <w:pPr>
+        <w:numPr>
+          <w:ilvl w:val="0"/>
+          <w:numId w:val="3"/>
+        </w:numPr>
+        <w:spacing w:after="0" w:afterAutospacing="0" w:before="0" w:beforeAutospacing="0" w:lineRule="auto"/>
+        <w:ind w:left="720" w:hanging="360"/>
+        <w:rPr>
+          <w:sz w:val="22"/>
+          <w:szCs w:val="22"/>
+          <w:u w:val="none"/>
+        </w:rPr>
+      </w:pPr>
+      <w:r>
+        <w:rPr>
+          <w:sz w:val="22"/>
+          <w:szCs w:val="22"/>
+          <w:rtl w:val="0"/>
+        </w:rPr>
+        <w:t xml:space="preserve">El sistema procesa la solicitud, asocia los datos ingresados a la sesión de evaluación actual y guarda los cambios en la base de datos.</w:t>
       </w:r>
     </w:p>
     <w:p>
@@ -3696,8 +3489,18 @@
           <w:szCs w:val="22"/>
           <w:rtl w:val="0"/>
         </w:rPr>
-        <w:t xml:space="preserve">El sistema genera un archivo PDF con sello digital institucional que resume los hallazgos críticos detectados.</w:t>
-      </w:r>
+        <w:t xml:space="preserve">El sistema muestra un mensaje de confirmación exitosa y habilita la opción para finalizar la atención o generar el informe (CU-06).</w:t>
+      </w:r>
+    </w:p>
+    <w:p>
+      <w:pPr>
+        <w:spacing w:after="200" w:before="200" w:lineRule="auto"/>
+        <w:ind w:left="720" w:firstLine="0"/>
+        <w:rPr>
+          <w:sz w:val="22"/>
+          <w:szCs w:val="22"/>
+        </w:rPr>
+      </w:pPr>
       <w:r>
         <w:rPr>
           <w:rtl w:val="0"/>
@@ -3714,8 +3517,8 @@
         <w:ind w:left="576"/>
         <w:rPr/>
       </w:pPr>
-      <w:bookmarkStart w:colFirst="0" w:colLast="0" w:name="_heading=h.y69il15f3z59" w:id="23"/>
-      <w:bookmarkEnd w:id="23"/>
+      <w:bookmarkStart w:colFirst="0" w:colLast="0" w:name="_heading=h.y69il15f3z59" w:id="24"/>
+      <w:bookmarkEnd w:id="24"/>
       <w:r>
         <w:rPr>
           <w:rFonts w:ascii="Times New Roman" w:cs="Times New Roman" w:eastAsia="Times New Roman" w:hAnsi="Times New Roman"/>
@@ -3740,12 +3543,11 @@
           <w:ilvl w:val="0"/>
           <w:numId w:val="2"/>
         </w:numPr>
-        <w:spacing w:after="0" w:afterAutospacing="0" w:before="200" w:lineRule="auto"/>
+        <w:spacing w:after="200" w:before="0" w:lineRule="auto"/>
         <w:ind w:left="720" w:hanging="360"/>
         <w:rPr>
           <w:sz w:val="22"/>
           <w:szCs w:val="22"/>
-          <w:u w:val="none"/>
         </w:rPr>
       </w:pPr>
       <w:r>
@@ -3756,15 +3558,15 @@
           <w:szCs w:val="22"/>
           <w:rtl w:val="0"/>
         </w:rPr>
-        <w:t xml:space="preserve">[EX1] A1 - Datos Insuficientes</w:t>
-      </w:r>
-      <w:r>
-        <w:rPr>
-          <w:sz w:val="22"/>
-          <w:szCs w:val="22"/>
-          <w:rtl w:val="0"/>
-        </w:rPr>
-        <w:t xml:space="preserve">: Si el filtro seleccionado no arroja una muestra estadísticamente significativa, el sistema emite una advertencia de "Sesgo por baja densidad de datos" para evitar malas interpretaciones.</w:t>
+        <w:t xml:space="preserve">[EX1]: Error de Validación de Fecha.</w:t>
+      </w:r>
+      <w:r>
+        <w:rPr>
+          <w:sz w:val="22"/>
+          <w:szCs w:val="22"/>
+          <w:rtl w:val="0"/>
+        </w:rPr>
+        <w:t xml:space="preserve"> Si el nutricionista selecciona una fecha anterior o igual a la actual, el sistema resalta el campo en rojo, muestra un mensaje de advertencia y bloquea el guardado para evitar inconsistencias.  </w:t>
       </w:r>
     </w:p>
     <w:p>
@@ -3773,12 +3575,11 @@
           <w:ilvl w:val="0"/>
           <w:numId w:val="2"/>
         </w:numPr>
-        <w:spacing w:after="200" w:before="0" w:beforeAutospacing="0" w:lineRule="auto"/>
+        <w:spacing w:after="200" w:before="0" w:lineRule="auto"/>
         <w:ind w:left="720" w:hanging="360"/>
         <w:rPr>
           <w:sz w:val="22"/>
           <w:szCs w:val="22"/>
-          <w:u w:val="none"/>
         </w:rPr>
       </w:pPr>
       <w:r>
@@ -3789,15 +3590,80 @@
           <w:szCs w:val="22"/>
           <w:rtl w:val="0"/>
         </w:rPr>
-        <w:t xml:space="preserve">[EX2] A2 - Exportación Masiva</w:t>
-      </w:r>
-      <w:r>
-        <w:rPr>
-          <w:sz w:val="22"/>
-          <w:szCs w:val="22"/>
-          <w:rtl w:val="0"/>
-        </w:rPr>
-        <w:t xml:space="preserve">: El actor puede obviar el resumen en PDF y solicitar los datos en formato CSV/JSON para su procesamiento directo en herramientas externas de Business Intelligence (ej. Power BI o Tableau).</w:t>
+        <w:t xml:space="preserve">[EX2]: Campos Incompletos.</w:t>
+      </w:r>
+      <w:r>
+        <w:rPr>
+          <w:sz w:val="22"/>
+          <w:szCs w:val="22"/>
+          <w:rtl w:val="0"/>
+        </w:rPr>
+        <w:t xml:space="preserve"> Si el usuario intenta guardar sin registrar ninguna indicación o sin definir una fecha, el sistema impide registrar la información y solicita completar los datos obligatorios.  </w:t>
+      </w:r>
+    </w:p>
+    <w:p>
+      <w:pPr>
+        <w:numPr>
+          <w:ilvl w:val="0"/>
+          <w:numId w:val="2"/>
+        </w:numPr>
+        <w:spacing w:after="200" w:before="0" w:lineRule="auto"/>
+        <w:ind w:left="720" w:hanging="360"/>
+        <w:rPr>
+          <w:sz w:val="22"/>
+          <w:szCs w:val="22"/>
+        </w:rPr>
+      </w:pPr>
+      <w:r>
+        <w:rPr>
+          <w:b w:val="1"/>
+          <w:bCs w:val="1"/>
+          <w:sz w:val="22"/>
+          <w:szCs w:val="22"/>
+          <w:rtl w:val="0"/>
+        </w:rPr>
+        <w:t xml:space="preserve">[EX3]: Pérdida de Conectividad</w:t>
+      </w:r>
+      <w:r>
+        <w:rPr>
+          <w:sz w:val="22"/>
+          <w:szCs w:val="22"/>
+          <w:rtl w:val="0"/>
+        </w:rPr>
+        <w:t xml:space="preserve">. Si se pierde la conexión a internet al intentar guardar, el sistema retiene los datos temporalmente en la aplicación web y muestra una alerta para reintentar cuando se recupere la conexión.</w:t>
+      </w:r>
+    </w:p>
+    <w:p>
+      <w:pPr>
+        <w:numPr>
+          <w:ilvl w:val="0"/>
+          <w:numId w:val="2"/>
+        </w:numPr>
+        <w:spacing w:after="200" w:before="0" w:lineRule="auto"/>
+        <w:ind w:left="720" w:hanging="360"/>
+        <w:rPr>
+          <w:sz w:val="22"/>
+          <w:szCs w:val="22"/>
+          <w:u w:val="none"/>
+        </w:rPr>
+      </w:pPr>
+      <w:r>
+        <w:rPr>
+          <w:b w:val="1"/>
+          <w:bCs w:val="1"/>
+          <w:sz w:val="22"/>
+          <w:szCs w:val="22"/>
+          <w:rtl w:val="0"/>
+        </w:rPr>
+        <w:t xml:space="preserve">[EX4]: Sesión expirada o no autorizada.</w:t>
+      </w:r>
+      <w:r>
+        <w:rPr>
+          <w:sz w:val="22"/>
+          <w:szCs w:val="22"/>
+          <w:rtl w:val="0"/>
+        </w:rPr>
+        <w:t xml:space="preserve"> Si por algún motivo la sesión del nutricionista caducará mientras redacta las indicaciones, el sistema impedirá el guardado para proteger la información. </w:t>
       </w:r>
       <w:r>
         <w:rPr>
@@ -3816,8 +3682,8 @@
         <w:jc w:val="left"/>
         <w:rPr/>
       </w:pPr>
-      <w:bookmarkStart w:colFirst="0" w:colLast="0" w:name="_heading=h.6oyl21nj92h6" w:id="24"/>
-      <w:bookmarkEnd w:id="24"/>
+      <w:bookmarkStart w:colFirst="0" w:colLast="0" w:name="_heading=h.6oyl21nj92h6" w:id="25"/>
+      <w:bookmarkEnd w:id="25"/>
       <w:r>
         <w:rPr>
           <w:rFonts w:ascii="Times New Roman" w:cs="Times New Roman" w:eastAsia="Times New Roman" w:hAnsi="Times New Roman"/>
@@ -3858,57 +3724,24 @@
         </w:rPr>
         <w:t xml:space="preserve">visuales</w:t>
       </w:r>
-      <w:r>
-        <w:rPr>
-          <w:rtl w:val="0"/>
-        </w:rPr>
-      </w:r>
-    </w:p>
-    <w:p>
-      <w:pPr>
-        <w:pStyle w:val="Heading2"/>
-        <w:ind w:left="-425.19685039370086" w:firstLine="0"/>
-        <w:jc w:val="left"/>
-        <w:rPr>
-          <w:rFonts w:ascii="Times New Roman" w:cs="Times New Roman" w:eastAsia="Times New Roman" w:hAnsi="Times New Roman"/>
-          <w:b w:val="1"/>
-          <w:bCs w:val="1"/>
-          <w:i w:val="0"/>
-          <w:iCs w:val="0"/>
-          <w:smallCaps w:val="0"/>
-          <w:strike w:val="0"/>
-          <w:color w:val="000000"/>
-          <w:u w:val="none"/>
-          <w:shd w:fill="auto" w:val="clear"/>
-          <w:vertAlign w:val="baseline"/>
-        </w:rPr>
-      </w:pPr>
-      <w:bookmarkStart w:colFirst="0" w:colLast="0" w:name="_heading=h.udb1p84c0vaf" w:id="25"/>
-      <w:bookmarkEnd w:id="25"/>
-      <w:r>
-        <w:rPr>
-          <w:rFonts w:ascii="Times New Roman" w:cs="Times New Roman" w:eastAsia="Times New Roman" w:hAnsi="Times New Roman"/>
-          <w:b w:val="1"/>
-          <w:bCs w:val="1"/>
-          <w:i w:val="0"/>
-          <w:iCs w:val="0"/>
-          <w:smallCaps w:val="0"/>
-          <w:strike w:val="0"/>
-          <w:color w:val="000000"/>
-          <w:u w:val="none"/>
-          <w:shd w:fill="auto" w:val="clear"/>
-          <w:vertAlign w:val="baseline"/>
-        </w:rPr>
+    </w:p>
+    <w:p>
+      <w:pPr>
+        <w:ind w:left="576" w:firstLine="0"/>
+        <w:rPr/>
+      </w:pPr>
+      <w:r>
+        <w:rPr/>
         <w:drawing>
           <wp:inline distB="114300" distT="114300" distL="114300" distR="114300">
-            <wp:extent cx="6258878" cy="3344588"/>
+            <wp:extent cx="5393340" cy="6007100"/>
             <wp:effectExtent b="0" l="0" r="0" t="0"/>
-            <wp:docPr id="3" name="image3.png"/>
+            <wp:docPr id="2" name="image2.png"/>
             <a:graphic>
               <a:graphicData uri="http://schemas.openxmlformats.org/drawingml/2006/picture">
                 <pic:pic>
                   <pic:nvPicPr>
-                    <pic:cNvPr id="0" name="image3.png"/>
+                    <pic:cNvPr id="0" name="image2.png"/>
                     <pic:cNvPicPr preferRelativeResize="0"/>
                   </pic:nvPicPr>
                   <pic:blipFill>
@@ -3921,65 +3754,7 @@
                   <pic:spPr>
                     <a:xfrm>
                       <a:off x="0" y="0"/>
-                      <a:ext cx="6258878" cy="3344588"/>
-                    </a:xfrm>
-                    <a:prstGeom prst="rect"/>
-                    <a:ln/>
-                  </pic:spPr>
-                </pic:pic>
-              </a:graphicData>
-            </a:graphic>
-          </wp:inline>
-        </w:drawing>
-      </w:r>
-      <w:r>
-        <w:rPr>
-          <w:rtl w:val="0"/>
-        </w:rPr>
-      </w:r>
-    </w:p>
-    <w:p>
-      <w:pPr>
-        <w:rPr>
-          <w:vertAlign w:val="baseline"/>
-        </w:rPr>
-      </w:pPr>
-      <w:r>
-        <w:rPr>
-          <w:rtl w:val="0"/>
-        </w:rPr>
-      </w:r>
-    </w:p>
-    <w:p>
-      <w:pPr>
-        <w:ind w:left="-425.19685039370086" w:firstLine="0"/>
-        <w:rPr/>
-      </w:pPr>
-      <w:r>
-        <w:rPr/>
-        <w:drawing>
-          <wp:inline distB="114300" distT="114300" distL="114300" distR="114300">
-            <wp:extent cx="6292184" cy="3004200"/>
-            <wp:effectExtent b="0" l="0" r="0" t="0"/>
-            <wp:docPr id="1" name="image2.png"/>
-            <a:graphic>
-              <a:graphicData uri="http://schemas.openxmlformats.org/drawingml/2006/picture">
-                <pic:pic>
-                  <pic:nvPicPr>
-                    <pic:cNvPr id="0" name="image2.png"/>
-                    <pic:cNvPicPr preferRelativeResize="0"/>
-                  </pic:nvPicPr>
-                  <pic:blipFill>
-                    <a:blip r:embed="rId9"/>
-                    <a:srcRect b="0" l="0" r="0" t="0"/>
-                    <a:stretch>
-                      <a:fillRect/>
-                    </a:stretch>
-                  </pic:blipFill>
-                  <pic:spPr>
-                    <a:xfrm>
-                      <a:off x="0" y="0"/>
-                      <a:ext cx="6292184" cy="3004200"/>
+                      <a:ext cx="5393340" cy="6007100"/>
                     </a:xfrm>
                     <a:prstGeom prst="rect"/>
                     <a:ln/>
@@ -4048,15 +3823,15 @@
           <w:szCs w:val="22"/>
           <w:rtl w:val="0"/>
         </w:rPr>
-        <w:t xml:space="preserve">NF-01: Tiempo de Respuesta (Performance):</w:t>
-      </w:r>
-      <w:r>
-        <w:rPr>
-          <w:sz w:val="22"/>
-          <w:szCs w:val="22"/>
-          <w:rtl w:val="0"/>
-        </w:rPr>
-        <w:t xml:space="preserve"> El sistema debe procesar los datos centralizados y renderizar el mapa de calor georreferenciado junto con los gráficos comparativos en un tiempo máximo de 5 segundos, incluso al aplicar filtros a nivel nacional.</w:t>
+        <w:t xml:space="preserve">RNF-01 (Interfaz intuitiva) y RNF-02 (Diseño simplificado):</w:t>
+      </w:r>
+      <w:r>
+        <w:rPr>
+          <w:sz w:val="22"/>
+          <w:szCs w:val="22"/>
+          <w:rtl w:val="0"/>
+        </w:rPr>
+        <w:t xml:space="preserve"> La interfaz para ingresar la dieta, los ejercicios y la fecha debe ser clara, organizada y permitir el registro en pocos pasos.</w:t>
       </w:r>
     </w:p>
     <w:p>
@@ -4081,15 +3856,15 @@
           <w:szCs w:val="22"/>
           <w:rtl w:val="0"/>
         </w:rPr>
-        <w:t xml:space="preserve">NF-02: Privacidad de Datos (Seguridad):</w:t>
-      </w:r>
-      <w:r>
-        <w:rPr>
-          <w:sz w:val="22"/>
-          <w:szCs w:val="22"/>
-          <w:rtl w:val="0"/>
-        </w:rPr>
-        <w:t xml:space="preserve"> Toda la información mostrada en los tableros de control y en los archivos exportados debe estar estrictamente anonimizada. El sistema debe enmascarar u omitir cualquier identificador personal directo (como DNI o nombres completos del paciente).</w:t>
+        <w:t xml:space="preserve">RNF-03 (Tiempo de respuesta):</w:t>
+      </w:r>
+      <w:r>
+        <w:rPr>
+          <w:sz w:val="22"/>
+          <w:szCs w:val="22"/>
+          <w:rtl w:val="0"/>
+        </w:rPr>
+        <w:t xml:space="preserve"> Al momento de guardar las indicaciones y asociarlas a la evaluación actual, el sistema debe responder de manera rápida (en pocos segundos) bajo condiciones normales.</w:t>
       </w:r>
     </w:p>
     <w:p>
@@ -4114,15 +3889,15 @@
           <w:szCs w:val="22"/>
           <w:rtl w:val="0"/>
         </w:rPr>
-        <w:t xml:space="preserve">NF-03: Trazabilidad y Auditoría (Seguridad):</w:t>
-      </w:r>
-      <w:r>
-        <w:rPr>
-          <w:sz w:val="22"/>
-          <w:szCs w:val="22"/>
-          <w:rtl w:val="0"/>
-        </w:rPr>
-        <w:t xml:space="preserve"> El sistema debe registrar automáticamente en una bitácora (log) inmutable cada consulta realizada por los analistas. Este registro debe incluir el usuario, fecha, hora y los filtros aplicados, para garantizar el control sobre el acceso a información sensible de salud pública.</w:t>
+        <w:t xml:space="preserve">RNF-06 (Protección de información):</w:t>
+      </w:r>
+      <w:r>
+        <w:rPr>
+          <w:sz w:val="22"/>
+          <w:szCs w:val="22"/>
+          <w:rtl w:val="0"/>
+        </w:rPr>
+        <w:t xml:space="preserve"> Las recomendaciones nutricionales son datos médicos sensibles. El sistema debe proteger esta información al transmitirse entre la aplicación y la base de datos remota.</w:t>
       </w:r>
     </w:p>
     <w:p>
@@ -4147,15 +3922,15 @@
           <w:szCs w:val="22"/>
           <w:rtl w:val="0"/>
         </w:rPr>
-        <w:t xml:space="preserve">NF-04: Interoperabilidad (Exportación)</w:t>
-      </w:r>
-      <w:r>
-        <w:rPr>
-          <w:sz w:val="22"/>
-          <w:szCs w:val="22"/>
-          <w:rtl w:val="0"/>
-        </w:rPr>
-        <w:t xml:space="preserve">: Los archivos generados mediante la opción de exportación masiva (CSV/JSON) deben estar estructurados bajo estándares abiertos, garantizando su compatibilidad nativa y fácil ingesta en herramientas externas de Inteligencia de Negocios (BI) como Power BI o Tableau.</w:t>
+        <w:t xml:space="preserve">RNF-07 (Validación de información):</w:t>
+      </w:r>
+      <w:r>
+        <w:rPr>
+          <w:sz w:val="22"/>
+          <w:szCs w:val="22"/>
+          <w:rtl w:val="0"/>
+        </w:rPr>
+        <w:t xml:space="preserve"> El sistema debe validar la información ingresada (fechas lógicas, campos no vacíos) antes de almacenarla.</w:t>
       </w:r>
     </w:p>
     <w:p>
@@ -4180,15 +3955,15 @@
           <w:szCs w:val="22"/>
           <w:rtl w:val="0"/>
         </w:rPr>
-        <w:t xml:space="preserve">NF-05: Escalabilidad (Procesamiento)</w:t>
-      </w:r>
-      <w:r>
-        <w:rPr>
-          <w:sz w:val="22"/>
-          <w:szCs w:val="22"/>
-          <w:rtl w:val="0"/>
-        </w:rPr>
-        <w:t xml:space="preserve">: El motor analítico debe ser capaz de soportar la consulta y el procesamiento concurrente de históricos de datos de al menos los últimos 5 años sin degradar el rendimiento general del servidor central.</w:t>
+        <w:t xml:space="preserve">RNF-08 (Integridad de datos):</w:t>
+      </w:r>
+      <w:r>
+        <w:rPr>
+          <w:sz w:val="22"/>
+          <w:szCs w:val="22"/>
+          <w:rtl w:val="0"/>
+        </w:rPr>
+        <w:t xml:space="preserve"> El sistema debe mantener la coherencia asegurando que estas indicaciones pertenecen exactamente a la historia clínica y evaluación de ese paciente.</w:t>
       </w:r>
     </w:p>
     <w:p>
@@ -4213,15 +3988,20 @@
           <w:szCs w:val="22"/>
           <w:rtl w:val="0"/>
         </w:rPr>
-        <w:t xml:space="preserve">NF-06: Usabilidad y Visualización</w:t>
-      </w:r>
-      <w:r>
-        <w:rPr>
-          <w:sz w:val="22"/>
-          <w:szCs w:val="22"/>
-          <w:rtl w:val="0"/>
-        </w:rPr>
-        <w:t xml:space="preserve">: La paleta de colores utilizada para el mapa de calor y los gráficos debe ser accesible (considerando daltonismo) y el diseño del dashboard debe ser responsivo, adaptándose a monitores de alta resolución o proyectores usados comúnmente en las salas de situación del MINSA.</w:t>
+        <w:t xml:space="preserve">RNF-10 (Conectividad del sistema):</w:t>
+      </w:r>
+      <w:r>
+        <w:rPr>
+          <w:sz w:val="22"/>
+          <w:szCs w:val="22"/>
+          <w:rtl w:val="0"/>
+        </w:rPr>
+        <w:t xml:space="preserve"> Para que las indicaciones se guarden exitosamente, el sistema requiere mantener una conexión estable con la base de datos remota.</w:t>
+      </w:r>
+      <w:r>
+        <w:rPr>
+          <w:rtl w:val="0"/>
+        </w:rPr>
       </w:r>
     </w:p>
     <w:p>
@@ -4237,11 +4017,11 @@
       </w:r>
     </w:p>
     <w:sectPr>
-      <w:headerReference r:id="rId10" w:type="default"/>
-      <w:footerReference r:id="rId11" w:type="default"/>
-      <w:footerReference r:id="rId12" w:type="even"/>
+      <w:headerReference r:id="rId9" w:type="default"/>
+      <w:footerReference r:id="rId10" w:type="default"/>
+      <w:footerReference r:id="rId11" w:type="even"/>
       <w:pgSz w:h="16838" w:w="11906" w:orient="portrait"/>
-      <w:pgMar w:bottom="1418" w:top="1418" w:left="1701" w:right="1701" w:header="709" w:footer="709"/>
+      <w:pgMar w:bottom="1418" w:top="1418" w:left="1701" w:right="1711.0629921259856" w:header="709" w:footer="709"/>
       <w:pgNumType w:start="1"/>
     </w:sectPr>
   </w:body>
@@ -5912,7 +5692,7 @@
 
 <file path=customXML/item1.xml><?xml version="1.0" encoding="utf-8"?>
 <go:gDocsCustomXmlDataStorage xmlns:go="http://customooxmlschemas.google.com/" xmlns:r="http://schemas.openxmlformats.org/officeDocument/2006/relationships" uri="GoogleDocsCustomDataVersion2">
-  <go:docsCustomData xmlns:go="http://customooxmlschemas.google.com/" roundtripDataSignature="AMtx7mhtTT7VAabLt/AVsGd2TXo0unVOQQ==">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</go:docsCustomData>
+  <go:docsCustomData xmlns:go="http://customooxmlschemas.google.com/" roundtripDataSignature="AMtx7mjmjmigWygbtn3rmbfySiIB2QS9DQ==">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</go:docsCustomData>
 </go:gDocsCustomXmlDataStorage>
 </file>
 
